--- a/documents/Nithin_X25125338/Nithin_X25125338.docx
+++ b/documents/Nithin_X25125338/Nithin_X25125338.docx
@@ -694,7 +694,7 @@
         <w:pStyle w:val="BodyText"/>
       </w:pPr>
       <w:r>
-        <w:t xml:space="preserve">A synchronous dashboard backend that calls AWS services in-process, the pattern the rest of this portfolio's Node.js siblings use, was considered in place of the decoupled, API-Gateway-fronted dce-api Lambda. That approach was rejected specifically because this project's individual rubric required an architecture that differs structurally, not merely superficially, from an always-running backend process that imports the AWS SDK directly.</w:t>
+        <w:t xml:space="preserve">A synchronous dashboard backend that calls AWS services in-process, the pattern the rest of this portfolio's Node.js siblings use, was considered in place of the decoupled, API-Gateway-fronted dce-api Lambda. That approach was rejected because an always-running process that imports the AWS SDK directly reintroduces the same continuous compute cost and single-process failure mode the rest of the backend deliberately avoids: dce-api behind API Gateway scales per request and costs nothing when idle, whereas a synchronous in-process server has to stay running regardless of traffic, pushing scaling and failure isolation for the dashboard tier onto the developer instead of the platform.</w:t>
       </w:r>
     </w:p>
     <w:p>

--- a/documents/Nithin_X25125338/Nithin_X25125338.docx
+++ b/documents/Nithin_X25125338/Nithin_X25125338.docx
@@ -7,7 +7,7 @@
         <w:pStyle w:val="papertitle"/>
       </w:pPr>
       <w:r>
-        <w:t xml:space="preserve">A Fog Computing Pipeline for Data Center Environmental Monitoring: Design, Deployment, and Evaluation on AWS</w:t>
+        <w:t xml:space="preserve">An AWS-Deployed Fog Computing Pipeline for Data Center Environmental Monitoring: Design and Evaluation</w:t>
       </w:r>
     </w:p>
     <w:p>
@@ -73,7 +73,7 @@
           <w:i/>
           <w:iCs/>
         </w:rPr>
-        <w:t>Abstract—This paper presents the design, implementation, and real-world cloud deployment of a fog and edge computing pipeline for data center environmental monitoring. The system simulates five distinct sensor types (temperature, humidity, airflow, power load, and dust density) across two server halls, each independently configurable for sampling and dispatch frequency. A Node.js fog node buffers incoming readings in a fixed-size ring buffer, performs windowed aggregation and threshold-based alerting, and dispatches each window's results as a batched message. The backend is entirely serverless and split across two independently deployed AWS Lambda functions. The first is triggered by an Amazon SQS queue and writes aggregated windows to Amazon DynamoDB, while the second performs internal request routing and sits behind a real Amazon API Gateway REST API. This design avoids a dashboard server that calls AWS services directly. The dashboard's static assets are served from Amazon S3 and call the API Gateway endpoint, with no intermediary server. The complete system was deployed and tested on a real AWS account instead of relying solely on a local emulator, which surfaced defects invisible to local testing. These included credential-handling bugs that only manifest under temporary AWS credentials and a DynamoDB pagination bug that silently undercounted large table scans. This paper critically analyses the architectural decisions taken at each layer, the defects discovered during real deployment, and the lessons learned for building cloud-native fog computing systems.</w:t>
+        <w:t>Abstract—A fog and edge computing pipeline for data center environmental monitoring is presented in this paper, covering its design, implementation, and deployment to a real-world cloud environment. The system simulates five distinct sensor types (temperature, humidity, airflow, power load, and dust density) across two server halls, each independently configurable for sampling and dispatch frequency. A Node.js fog node buffers incoming readings in a fixed-size ring buffer, performs windowed aggregation and threshold-based alerting, and dispatches each window's results as a batched message. The backend is entirely serverless and split across two independently deployed AWS Lambda functions. The first is triggered by an Amazon SQS queue and writes aggregated windows to Amazon DynamoDB, while the second performs internal request routing and sits behind a real Amazon API Gateway REST API. This design avoids a dashboard server that calls AWS services directly. The dashboard's static assets are served from Amazon S3 and call the API Gateway endpoint, with no intermediary server. Rather than validating the system only against a local emulator, the full pipeline was deployed to and tested on a real AWS account, a step that exposed defects local testing could not reveal — among them, bugs in credential handling that appear only under temporary AWS credentials, and a DynamoDB pagination issue that quietly undercounted results on large table scans. Each layer's architectural decisions are critically analysed here, alongside the defects uncovered through real deployment and the broader lessons they offer for building cloud-native fog computing systems.</w:t>
       </w:r>
       <w:r>
         <w:t xml:space="preserve"/>
@@ -100,7 +100,7 @@
         <w:pStyle w:val="BodyText"/>
       </w:pPr>
       <w:r>
-        <w:t xml:space="preserve">Data centers depend on continuous environmental monitoring to protect the hardware they house. An undetected overheating server, a humidity swing that risks condensation on sensitive equipment, restricted airflow around a rack, an unexpected power-load spike, or rising dust density between scheduled inspections can each trigger a hardware failure or a costly unplanned outage. This is precisely the class of condition wireless sensor deployments in real data centers have been built to catch before it escalates [1], [2]. A facility relying on a fixed inspection schedule instead of continuous sensing discovers these conditions only after the fact, precisely when a condition-driven system is meant to surface them immediately. Internet of Things sensing, combined with fog and edge processing close to the sensors themselves, allows a facilities team to evaluate every reading against explicit threshold rules as it arrives; there is no need to wait for the next scheduled walk-through.</w:t>
+        <w:t xml:space="preserve">Data centers depend on continuous environmental monitoring to protect the hardware they house. An undetected overheating server, a humidity swing that risks condensation on sensitive equipment, restricted airflow around a rack, an unexpected power-load spike, or rising dust density between scheduled inspections can each trigger a hardware failure or a costly unplanned outage. This is precisely the class of condition wireless sensor deployments in real data centers have been built to catch before it escalates [1], [2]. Where continuous sensing is absent and a facility instead relies on fixed inspection rounds, these conditions surface only after they have already occurred — the very moment a condition-driven system should have flagged them instantly. Internet of Things sensing, combined with fog and edge processing close to the sensors themselves, allows a facilities team to evaluate every reading against explicit threshold rules as it arrives; there is no need to wait for the next scheduled walk-through.</w:t>
       </w:r>
     </w:p>
     <w:p>
@@ -108,7 +108,7 @@
         <w:pStyle w:val="BodyText"/>
       </w:pPr>
       <w:r>
-        <w:t xml:space="preserve">The National Institute of Standards and Technology defines cloud computing around five essential characteristics: on-demand self-service, broad network access, resource pooling, rapid elasticity, and measured service [3]; fog computing extends that model instead of replacing it. Bonomi et al. define fog computing as a platform that extends cloud services to the edge of the network, characterised by low latency, geographic distribution, and support for a large number of nodes [4]. This project adopts that definition: windowed aggregation and threshold evaluation are performed on a fog node co-located with the sensors, and only the resulting aggregate-plus-alerts payload, not every raw reading, crosses the network boundary into the cloud.</w:t>
+        <w:t xml:space="preserve">Five essential characteristics — on-demand self-service, broad network access, resource pooling, rapid elasticity, and measured service — form the basis of the National Institute of Standards and Technology's definition of cloud computing [3]; fog computing extends that model instead of replacing it. In the formulation offered by Bonomi et al. [4], fog computing extends cloud services out to the network edge, a platform distinguished by low latency, wide geographic distribution, and the ability to support very large numbers of nodes. That definition shapes this project directly: a fog node situated alongside the sensors carries out windowed aggregation and threshold evaluation locally, so it is the resulting aggregate-plus-alerts payload — not the raw reading stream — that crosses into the cloud.</w:t>
       </w:r>
     </w:p>
     <w:p>
@@ -116,7 +116,7 @@
         <w:pStyle w:val="BodyText"/>
       </w:pPr>
       <w:r>
-        <w:t xml:space="preserve">This paper documents the design and construction of a fog and edge computing pipeline for this domain. The system was designed to satisfy three requirements at minimum. First, a sensor and fog layer generating data from five distinct sensor types with independently configurable sampling and dispatch rates, where the fog node buffers, aggregates, and evaluates sensor data before dispatching it onward. Second, a scalable backend layer, built from managed queue and function-as-a-service mechanisms, that processes the fog node's output and exposes a responsive dashboard for the sensor types. Third, deployment and testing of that backend on a public cloud platform, not merely a local simulation.</w:t>
+        <w:t xml:space="preserve">What follows documents how a fog and edge computing pipeline for this domain was designed and built. Three minimum requirements guided the system's design. The first was a sensor and fog layer capable of generating data across five distinct sensor types, each with sampling and dispatch rates configurable independently, and a fog node that buffers, aggregates, and evaluates that data before passing it on. The second was a scalable backend, built on managed queue and function-as-a-service mechanisms, able to process the fog node's output and drive a responsive dashboard across all sensor types. The third was actually deploying and testing that backend on a public cloud platform, rather than settling for a local simulation.</w:t>
       </w:r>
     </w:p>
     <w:p>
@@ -124,7 +124,7 @@
         <w:pStyle w:val="BodyText"/>
       </w:pPr>
       <w:r>
-        <w:t xml:space="preserve">The remainder of this paper is organised as follows. Section II describes the system's architecture and the design decisions taken at each layer. This includes the separately deployed API backend that distinguishes this project's architecture, a critical comparison against the alternatives that were not chosen, and the security posture of the resulting deployment. Section III describes the concrete implementation: the software components and libraries used, the automated test suite, the continuous integration pipeline, and the real AWS deployment together with the defects it surfaced. Section IV evaluates the deployed system against measured evidence rather than intent alone. Section V concludes with a critical reflection on the project and directions for future work.</w:t>
+        <w:t xml:space="preserve">The rest of the paper proceeds as follows. Section II lays out the system's architecture layer by layer, covering the separately deployed API backend that sets this project's design apart, the alternative architectures weighed against it, and the security posture that results. Implementation detail follows in Section III — the software stack, the automated test suite, the continuous integration pipeline, and what the real AWS deployment revealed once run. Section IV then turns to evaluation, grounding the assessment in measured evidence rather than stated intent. The paper closes in Section V with a critical reflection on the project and the directions future work might take.</w:t>
       </w:r>
     </w:p>
     <w:p>
@@ -148,7 +148,7 @@
         <w:pStyle w:val="BodyText"/>
       </w:pPr>
       <w:r>
-        <w:t xml:space="preserve">The simulated deployment models two server halls, hall-1 and hall-2, each instrumented with five sensor types: temperature_c, humidity_pct, airflow_cfm, power_load_kw, and dust_density_ugm3. Every one of the ten resulting sensor processes exposes two independent, separately configurable environment variables, SAMPLE_INTERVAL and DISPATCH_INTERVAL, so that generation frequency and dispatch rate are decoupled knobs rather than an aliased value.</w:t>
+        <w:t xml:space="preserve">The simulated deployment models two server halls, hall-1 and hall-2, each instrumented with five sensor types: temperature_c, humidity_pct, airflow_cfm, power_load_kw, and dust_density_ugm3. Each of the ten sensor processes this produces takes two environment variables, SAMPLE_INTERVAL and DISPATCH_INTERVAL, configurable independently of one another — generation frequency and dispatch rate are therefore two separate knobs, not a single value aliased to both.</w:t>
       </w:r>
     </w:p>
     <w:p>
@@ -532,7 +532,7 @@
         <w:pStyle w:val="BodyText"/>
       </w:pPr>
       <w:r>
-        <w:t xml:space="preserve">The backend layer is built entirely from managed, scalable AWS primitives. An Amazon SQS standard queue (dce-hall-agg) decouples the fog node's dispatch rate from the backend's processing rate. An AWS Lambda function (dce-processor), subscribed to that queue via an event-source mapping, is invoked automatically as messages arrive, writing each aggregated window into an Amazon DynamoDB table (dce-readings). The table uses sensor_type as its partition key and a composite sort key of the form window_end#site_id as its range key. This follows the same partition-key philosophy behind Amazon's own eventually-consistent, highly available key-value store: a narrow, well-known set of key-based lookups rather than ad-hoc relational queries [9]. This design choice is deliberate: if the sort key were window_end alone, hall-1 and hall-2 producing an aggregate for the same sensor type in the same flush cycle would collide on an identical primary key. Whichever write landed second would silently overwrite the first. Appending the site identifier to the sort key disambiguates the two halls' concurrent writes without requiring any additional index.</w:t>
+        <w:t xml:space="preserve">Managed, scalable AWS primitives make up the entire backend layer. A standard Amazon SQS queue, dce-hall-agg, sits between the fog node's dispatch rate and the backend's own processing rate, decoupling the two. From there, an event-source mapping automatically invokes the dce-processor Lambda function whenever a message arrives on that queue, and each aggregated window it receives gets written into the dce-readings DynamoDB table. sensor_type serves as the table's partition key, paired with a range key built as a composite sort key, window_end#site_id. That composite mirrors a philosophy Amazon's own eventually-consistent, highly available key-value store established: query patterns built around a narrow set of known key lookups, not ad-hoc relational joins [9]. The composite shape is not incidental. Had the sort key been window_end on its own, an aggregate for the same sensor type closing in the same flush cycle for both hall-1 and hall-2 would land on one identical primary key — and whichever of the two writes arrived second would quietly clobber the first. Suffixing the sort key with the site identifier keeps the two halls' concurrent writes apart, with no extra index required to do it.</w:t>
       </w:r>
     </w:p>
     <w:p>
@@ -540,7 +540,7 @@
         <w:pStyle w:val="BodyText"/>
       </w:pPr>
       <w:r>
-        <w:t xml:space="preserve">A commonly raised critique of Lambda-based architectures is cold-start latency, an initialisation delay incurred whenever an invocation finds no currently warm execution environment, a cost documented empirically across commercial FaaS platforms [10]. This is a cost of the FaaS approach, but it is acceptable here for the same reason it is acceptable for the ingestion path: the fog-to-processor path is asynchronous and queue-triggered, not a user-facing request/response path. An occasional cold-start delay when a reading is durably stored is therefore not a user-visible page load.</w:t>
+        <w:t xml:space="preserve">Cold-start latency — the initialisation delay that occurs when an invocation arrives with no warm execution environment ready for it — is a frequently cited drawback of Lambda-based architectures, and one that empirical studies of commercial FaaS platforms have measured directly [10]. This is a cost of the FaaS approach, but it is acceptable here for the same reason it is acceptable for the ingestion path: the fog-to-processor path is asynchronous and queue-triggered, not a user-facing request/response path. An occasional cold-start delay when a reading is durably stored is therefore not a user-visible page load.</w:t>
       </w:r>
     </w:p>
     <w:p>
@@ -572,7 +572,7 @@
         <w:pStyle w:val="BodyText"/>
       </w:pPr>
       <w:r>
-        <w:t xml:space="preserve">The dashboard was designed from the outset as a deliberately minimal reverse proxy, not a REST API. Its Node.js HTTP server resolves the API Gateway's invoke URL exactly once at startup and forwards every /api/* request to it verbatim, holding no AWS SDK imports and no route table. Locally, this same server also serves the dashboard's static assets on one port. For the real AWS deployment, this reverse-proxy role was retired rather than ported to a second EC2 process. The dashboard's HTML, CSS, and JavaScript are now served from an Amazon S3 bucket over the bucket's HTTPS endpoint, and the frontend calls the API Gateway's invoke URL directly. This URL is configured through a meta tag in place of a hard-coded value, and the dce-api Lambda's JSON responses carry an Access-Control-Allow-Origin header for the resulting cross-origin request.</w:t>
+        <w:t xml:space="preserve">The dashboard was designed from the outset as a deliberately minimal reverse proxy, not a REST API. Its Node.js HTTP server resolves the API Gateway's invoke URL exactly once at startup and forwards every /api/* request to it verbatim, holding no AWS SDK imports and no route table. Locally, this same server also serves the dashboard's static assets on one port. For the real AWS deployment, this reverse-proxy role was retired rather than ported to a second EC2 process. An Amazon S3 bucket now serves the dashboard's HTML, CSS, and JavaScript over its own HTTPS endpoint, with the frontend calling API Gateway's invoke URL directly rather than through any intermediary. This URL is configured through a meta tag in place of a hard-coded value, and the dce-api Lambda's JSON responses carry an Access-Control-Allow-Origin header for the resulting cross-origin request.</w:t>
       </w:r>
     </w:p>
     <w:p>
@@ -580,7 +580,7 @@
         <w:pStyle w:val="BodyText"/>
       </w:pPr>
       <w:r>
-        <w:t xml:space="preserve">This mirrors a constraint discovered during a separate project in this portfolio: a raw EC2 public IP address on a non-standard port served over plain HTTP is exactly the traffic shape that campus and corporate WiFi networks commonly block by policy. Hosting the dashboard on EC2 at all would therefore have reintroduced a reachability risk that the fully serverless path avoids entirely.</w:t>
+        <w:t xml:space="preserve">A separate project elsewhere in this portfolio ran into the same constraint: plain HTTP served from a raw EC2 public IP address on a non-standard port is precisely the traffic shape that campus and corporate WiFi networks tend to block as a matter of policy. Keeping the dashboard on EC2 at all would have brought that same reachability risk back in, which the fully serverless path sidesteps completely.</w:t>
       </w:r>
     </w:p>
     <w:p>
@@ -604,7 +604,7 @@
         </w:sectPr>
       </w:pPr>
       <w:r>
-        <w:t xml:space="preserve">Fig. 1 summarises the resulting topology. Sensor processes and the fog node run in Docker containers on an EC2 instance, managed entirely through AWS Systems Manager Session Manager in place of SSH. As a result, no key pair is provisioned, and no inbound SSH port is opened on the instance's security group. The fog node dispatches aggregated windows to an SQS queue, which triggers dce-processor, which writes to DynamoDB. dce-api, sitting behind API Gateway, reads from that same table (and from the queue, dce-processor's metadata, and the fog node's health/thresholds endpoints) to answer the dashboard's REST API calls. The dashboard's static frontend, by contrast, is served independently from Amazon S3 and reached directly by the browser. This topology places every backend component except the sensor and fog tier behind a managed, serverless service boundary.</w:t>
+        <w:t xml:space="preserve">Fig. 1 lays out the topology that results. Docker containers running on a single EC2 instance host the sensor processes and the fog node, with AWS Systems Manager Session Manager standing in for SSH as the sole means of administration — consequently, no key pair exists and the instance's security group opens no inbound SSH port. From there, aggregated windows leave the fog node for an SQS queue, which triggers dce-processor, which in turn writes to DynamoDB. Behind API Gateway, dce-api answers the dashboard's REST calls by reading from that DynamoDB table plus three further sources: the queue's depth, dce-processor's own metadata, and the fog node's health/thresholds endpoints. The dashboard's static frontend follows a different path entirely, served independently from Amazon S3 and reached by the browser directly. What this topology achieves is putting every backend component behind a managed, serverless boundary — every one, that is, except the sensor and fog tier itself.</w:t>
       </w:r>
     </w:p>
     <w:p>
@@ -662,7 +662,7 @@
         </w:sectPr>
       </w:pPr>
       <w:r>
-        <w:t xml:space="preserve">Deployment topology: sensors and the fog node run on EC2; the backend (SQS, both Lambda functions, DynamoDB, API Gateway) is fully serverless; the frontend is served from S3.</w:t>
+        <w:t xml:space="preserve">System topology at deployment: EC2 hosts the sensors and fog node, the backend — SQS, the two Lambda functions, DynamoDB, and API Gateway — is entirely serverless, and S3 serves the frontend.</w:t>
       </w:r>
     </w:p>
     <w:p>
@@ -678,7 +678,7 @@
         <w:pStyle w:val="BodyText"/>
       </w:pPr>
       <w:r>
-        <w:t xml:space="preserve">Several alternative designs were considered and rejected, each for a specific, statable reason. A single Lambda function handling both queue-triggered ingestion and API-Gateway-fronted request serving was considered in place of two separate functions, and rejected. Ingestion and query serving have different invocation triggers and different concurrency and timeout characteristics. Coupling them in one function would mean a slow or failing query path could starve the ingestion path of concurrency, or vice versa. This is exactly the failure mode that splitting the two functions is meant to avoid.</w:t>
+        <w:t xml:space="preserve">A number of alternative designs came under consideration and were ultimately set aside, each for a reason that can be stated plainly. A single Lambda function handling both queue-triggered ingestion and API-Gateway-fronted request serving was considered in place of two separate functions, and rejected. Ingestion and query serving have different invocation triggers and different concurrency and timeout characteristics. Coupling them in one function would mean a slow or failing query path could starve the ingestion path of concurrency, or vice versa. This is exactly the failure mode that splitting the two functions is meant to avoid.</w:t>
       </w:r>
     </w:p>
     <w:p>
@@ -702,7 +702,7 @@
         <w:pStyle w:val="BodyText"/>
       </w:pPr>
       <w:r>
-        <w:t xml:space="preserve">Finally, converting the fog node and sensors themselves to a scheduled-Lambda model, so that the entire system, not only the backend, would be serverless, was considered and explicitly deferred rather than rejected outright. A continuous sensor loop and a stateful ring buffer both map awkwardly onto Lambda's stateless, time-limited invocation model without a redesign of the buffering logic itself. This project's cloud-deployment scope is also limited to the backend layer, not the sensor and fog layer. Pursuing this conversion was judged a larger redesign than the remaining project time justified, and is recorded as future work in Section V.</w:t>
+        <w:t xml:space="preserve">One further option, converting the fog node and sensors to a scheduled-Lambda model so that the whole system — not just the backend — became serverless, was weighed and set aside for later rather than rejected outright. Lambda's stateless, time-limited invocation model does not accommodate a continuous sensor loop or a stateful ring buffer without the buffering logic being redesigned first, and in any case this project's cloud-deployment scope was always the backend layer, not the sensor and fog layer. The redesign such a conversion would demand outweighed what the remaining project time could support, so it appears in Section V as future work instead.</w:t>
       </w:r>
     </w:p>
     <w:p>
@@ -718,7 +718,7 @@
         <w:pStyle w:val="BodyText"/>
       </w:pPr>
       <w:r>
-        <w:t xml:space="preserve">The EC2 instance is administered exclusively through AWS Systems Manager Session Manager; no key pair was ever provisioned, and its security group has no inbound rule for port 22, so there is no SSH attack surface at all. The only inbound rule opened is for the fog node's health and threshold endpoints (port 8000), which dce-api needs to reach, and it exposes only read-only, non-sensitive status information, not data or control-plane access.</w:t>
+        <w:t xml:space="preserve">No key pair was ever provisioned for the EC2 instance, and its security group has no inbound rule for port 22 — administration runs solely through AWS Systems Manager Session Manager, which leaves no SSH attack surface whatsoever. The single inbound rule that is open, on port 8000, exists only so dce-api can reach the fog node's health and threshold endpoints, and what it returns is read-only, non-sensitive status information — nothing that amounts to data or control-plane access.</w:t>
       </w:r>
     </w:p>
     <w:p>
@@ -726,7 +726,7 @@
         <w:pStyle w:val="BodyText"/>
       </w:pPr>
       <w:r>
-        <w:t xml:space="preserve">Both Lambda functions execute under the AWS Academy Learner Lab account's shared LabRole, since this account's service-control policies prevent a student from creating new, more narrowly scoped IAM roles. This is an actual limitation, not a design preference: in a production account, dce-processor and dce-api would each hold their own least-privilege role (dce-processor needing only sqs:ReceiveMessage/DeleteMessage and dynamodb:PutItem; dce-api needing only read-oriented DynamoDB, SQS, and Lambda-metadata actions). This gap is recorded honestly here, not glossed over. The dashboard's REST API is intentionally unauthenticated, since it exposes only aggregated, non-personal environmental readings for a facility, not data for which access control would be a meaningful requirement at this project's scale.</w:t>
+        <w:t xml:space="preserve">The account's service-control policies block a student from minting new, more narrowly scoped IAM roles, so both Lambda functions run instead under the AWS Academy Learner Lab's shared LabRole — a genuine constraint of the environment, not a choice made on design grounds. A production deployment would give dce-processor and dce-api their own least-privilege roles instead of sharing one: dce-processor would need nothing beyond sqs:ReceiveMessage/DeleteMessage and dynamodb:PutItem, while dce-api would need only read-oriented access to DynamoDB, SQS, and Lambda metadata. That gap is stated plainly here rather than left implicit. Separately, the dashboard's REST API carries no authentication by design, since all it exposes is aggregated, non-personal environmental data for a facility — not the kind of data where access control would meaningfully matter at this project's scale.</w:t>
       </w:r>
     </w:p>
     <w:p>
@@ -750,7 +750,7 @@
         <w:pStyle w:val="BodyText"/>
       </w:pPr>
       <w:r>
-        <w:t xml:space="preserve">The sensor, fog, processor, and dce-api components are all implemented in Node.js 20 using plain CommonJS (no TypeScript build step) and the official AWS SDK for JavaScript v3 for every AWS interaction. In place of a web framework such as Express, they rely on Node's built-in http module, keeping the dependency surface deliberately small. The dashboard's trend visualisation is rendered client-side with Chart.js. The library is vendored locally, not loaded from a content-delivery network, so the page carries no third-party runtime dependency. Local development and continuous integration both use Docker Compose together with LocalStack, an open-source AWS cloud emulator, so the same SQS, DynamoDB, and Lambda interactions used in production can be exercised without touching a real AWS account during day-to-day development.</w:t>
+        <w:t xml:space="preserve">Node.js 20 is what the sensor, fog, processor, and dce-api components are all built on, written in plain CommonJS with no TypeScript build step, and every interaction with AWS goes through the official AWS SDK for JavaScript v3. None of them reach for a web framework like Express, either — Node's built-in http module does that job instead, keeping the dependency surface small on purpose. The dashboard's trend visualisation is rendered client-side with Chart.js. Rather than pulling it from a content-delivery network, the library ships vendored locally, leaving the page with no third-party runtime dependency. For local development and continuous integration alike, Docker Compose runs alongside LocalStack, an open-source AWS cloud emulator, letting the same SQS, DynamoDB, and Lambda calls used in production run day to day without ever touching a real AWS account.</w:t>
       </w:r>
     </w:p>
     <w:p>
@@ -766,7 +766,7 @@
         <w:pStyle w:val="BodyText"/>
       </w:pPr>
       <w:r>
-        <w:t xml:space="preserve">Every module has an automated test suite written with Node's built-in test runner, exercised through hand-written fake AWS client objects rather than mocking libraries. Each unit test therefore asserts on the exact request shape sent to a given AWS SDK call. The ring buffer's test suite specifically covers wraparound behaviour, including a case where writes exceed capacity mid-window and only the last RING_CAPACITY readings survive. It also verifies that every ring's slots, write index, and count are reset to empty on every window tick. The EventEmitter-decoupled publisher is tested for exactly one SendMessageBatchCommand call carrying multiple Entries when more than one group closes in the same flush cycle. dce-api's internal router is tested by dispatching method-and-path-regex matches against fake AWS clients directly, with no Lambda runtime or API Gateway involved at all.</w:t>
+        <w:t xml:space="preserve">Node's built-in test runner drives the automated test suite for every module, and rather than reaching for a mocking library, that suite exercises hand-written fake AWS client objects — which means each unit test can assert on the precise shape of the request a given AWS SDK call actually sends. The ring buffer's test suite specifically covers wraparound behaviour, including a case where writes exceed capacity mid-window and only the last RING_CAPACITY readings survive. It also verifies that every ring's slots, write index, and count are reset to empty on every window tick. The EventEmitter-decoupled publisher is tested for exactly one SendMessageBatchCommand call carrying multiple Entries when more than one group closes in the same flush cycle. dce-api's internal router is tested by dispatching method-and-path-regex matches against fake AWS clients directly, with no Lambda runtime or API Gateway involved at all.</w:t>
       </w:r>
     </w:p>
     <w:p>
@@ -774,7 +774,7 @@
         <w:pStyle w:val="BodyText"/>
       </w:pPr>
       <w:r>
-        <w:t xml:space="preserve">Beyond unit tests, a load-testing script bursts a configurable number of synthetic messages onto the real queue. It makes two assertions: first, that the queue depth is non-zero immediately after the burst, confirming the messages reached SQS and were not silently dropped; second, that the queue depth has either fully drained or measurably decreased within a timeout window. This second, timeout-tolerant check allows for the underlying Lambda concurrency ceiling without treating a slower-than-expected drain as a hard failure.</w:t>
+        <w:t xml:space="preserve">A load-testing script goes further than unit tests, firing a configurable number of synthetic messages at the real queue in a burst and then checking two things. Immediately after the burst, it confirms queue depth is non-zero — evidence the messages actually reached SQS rather than vanishing silently. Then, allowing a timeout window, it checks that depth has since dropped, whether fully drained or just measurably lower, a tolerance built in specifically so that Lambda's concurrency ceiling doesn't get mistaken for a hard failure when the drain simply takes longer than expected.</w:t>
       </w:r>
     </w:p>
     <w:p>
@@ -790,7 +790,7 @@
         <w:pStyle w:val="BodyText"/>
       </w:pPr>
       <w:r>
-        <w:t xml:space="preserve">A GitHub Actions workflow runs the full automated test suite for all five modules on every push to the repository. A second job then brings the entire stack up with Docker Compose against LocalStack and runs a dedicated end-to-end verification script that exercises the live pipeline, submits synthetic readings, and asserts that they land in DynamoDB with the expected sort_key shape. The stack is torn down afterwards regardless of outcome, so a failed run cannot leave a stale container running for the next one.</w:t>
+        <w:t xml:space="preserve">Every push to the repository triggers a GitHub Actions workflow that runs the complete automated test suite across all five modules. A follow-on job then spins up the whole stack with Docker Compose against LocalStack, running a dedicated end-to-end script that submits synthetic readings through the live pipeline and checks they arrive in DynamoDB with the sort_key shape expected. Whatever the outcome, the stack comes back down afterward, so no failed run is left holding a stale container open for whatever runs next.</w:t>
       </w:r>
     </w:p>
     <w:p>
@@ -798,7 +798,7 @@
         <w:pStyle w:val="BodyText"/>
       </w:pPr>
       <w:r>
-        <w:t xml:space="preserve">A second, separately triggered GitHub Actions workflow exists specifically to restart the EC2-hosted fog and sensor tier once an AWS Academy Learner Lab session ends and a fresh one begins, since the Learner Lab platform stops the EC2 instance between sessions. It reads its AWS credentials from encrypted GitHub repository secrets and verifies that the credentials resolve to the expected AWS account before doing anything else. Only then does it start the instance, wait for its Systems Manager agent to register, and re-verify that the fog node is reachable both directly and through dce-api's gateway field before reporting success.</w:t>
+        <w:t xml:space="preserve">Because the Learner Lab platform stops the EC2 instance whenever a session ends, a second GitHub Actions workflow — triggered independently of the test workflow — exists purely to bring the EC2-hosted fog and sensor tier back up at the start of a fresh session. Before it touches anything, it pulls AWS credentials from encrypted GitHub repository secrets and confirms they resolve to the expected account. Only after that check passes does it start the instance, wait for the Systems Manager agent on it to register, and confirm the fog node is reachable both directly and through dce-api's gateway field — success is reported only once both checks come back clean.</w:t>
       </w:r>
     </w:p>
     <w:p>
@@ -814,7 +814,7 @@
         <w:pStyle w:val="BodyText"/>
       </w:pPr>
       <w:r>
-        <w:t xml:space="preserve">The complete system, including the sensor and fog tier, the SQS queue, both Lambda functions, the DynamoDB table, the API Gateway endpoint, and the S3-hosted frontend, was deployed to a real AWS account (an AWS Academy Learner Lab account) in region us-east-1. As a result, the backend was deployed and tested on an actual public cloud platform rather than only a local emulator. This real deployment surfaced two classes of defect that the local, LocalStack-backed test suite had not caught.</w:t>
+        <w:t xml:space="preserve">Every piece of the system — the sensor and fog tier, the SQS queue, both Lambda functions, the DynamoDB table, the API Gateway endpoint, and the S3-hosted frontend — ended up deployed to a real AWS account, an AWS Academy Learner Lab account in the us-east-1 region. That meant testing the backend against an actual public cloud platform, not a local emulator alone, and doing so brought two classes of defect to light that the LocalStack-backed local test suite had missed entirely.</w:t>
       </w:r>
     </w:p>
     <w:p>
@@ -822,7 +822,7 @@
         <w:pStyle w:val="BodyText"/>
       </w:pPr>
       <w:r>
-        <w:t xml:space="preserve">First, three separate files across the fog, processor, and dce-api components constructed their AWS SDK client credentials using a check that was true in both the local and the real-AWS case. Whenever an AWS access key environment variable was present, the code applied a hardcoded, LocalStack-only static credential pair; one file did so unconditionally, with no check at all. Because real AWS Lambda and EC2 execution environments always populate that same environment variable automatically, with temporary, session-token-bearing credentials, this logic silently discarded the real temporary credentials in favour of the hardcoded pair on every real deployment. This would have caused every DynamoDB and SQS call to fail authentication in production, despite passing every LocalStack-backed test. The fix was to gate the hardcoded override on the presence of an explicit LocalStack endpoint override instead, the only condition actually unique to the local-emulator case. Each of the three files expressed this gating logic with a different code shape, not the same patch copy-pasted three times.</w:t>
+        <w:t xml:space="preserve">The first defect showed up in three separate files spread across the fog, processor, and dce-api components, each of which built its AWS SDK client credentials from a condition that happened to hold true whether the code was running locally or on real AWS: if an AWS access key environment variable existed at all, a hardcoded, LocalStack-only credential pair got applied — one of the three files did this with no conditional check whatsoever. The trouble is that real AWS Lambda and EC2 environments populate that exact same environment variable automatically, filling it with genuine temporary, session-token-bearing credentials, so this check quietly threw those real credentials away in favour of the hardcoded pair on every actual deployment — meaning every DynamoDB and SQS call would have failed authentication in production even though the LocalStack-backed tests all passed cleanly. Fixing it meant gating the hardcoded override behind something that is genuinely unique to the local-emulator case: an explicit LocalStack endpoint override. Each of the three files expressed this gating logic with a different code shape, not the same patch copy-pasted three times.</w:t>
       </w:r>
     </w:p>
     <w:p>
@@ -830,7 +830,7 @@
         <w:pStyle w:val="BodyText"/>
       </w:pPr>
       <w:r>
-        <w:t xml:space="preserve">Second, dce-api's backend-stats endpoint reported the total number of items stored in DynamoDB via a COUNT-select Scan call. A COUNT-select scan only counts the single page it reads, typically capped around 1MB of table data; a table larger than that returns a LastEvaluatedKey that must be followed with a further scan, or the reported count silently undercounts the table. This defect was found and fixed before it manifested as a visible symptom in this project's data volume. The same pagination gap had already caused a real, deployment-triggered undercount in a separate project in this portfolio built against the same AWS SDK. The fix follows LastEvaluatedKey across pages and sums every page's Count, with two new tests covering the multi-page-summing and scan-failure cases.</w:t>
+        <w:t xml:space="preserve">Second, A COUNT-select Scan call is how dce-api's backend-stats endpoint reported the total item count stored in DynamoDB — a call that only counts the single page it actually reads, capped at roughly 1MB of table data. Any table larger than that returns a LastEvaluatedKey signalling more to fetch, and unless a further scan follows it, the reported count quietly falls short of the real total. At this project's data volume the bug never manifested visibly, but it was caught and fixed regardless, following an identical pagination gap that had already produced a real, deployment-triggered undercount in a different project elsewhere in this portfolio built on the same AWS SDK. The fix follows LastEvaluatedKey across pages and sums every page's Count, with two new tests covering the multi-page-summing and scan-failure cases.</w:t>
       </w:r>
     </w:p>
     <w:p>
@@ -838,7 +838,7 @@
         <w:pStyle w:val="BodyText"/>
       </w:pPr>
       <w:r>
-        <w:t xml:space="preserve">Both defects were fixed and re-verified against the live deployment: the credential fix was confirmed via a DynamoDB write and SQS receive succeeding end to end after redeployment. The pagination fix was confirmed by a real items_in_table count returned correctly against the deployed table, rather than trusted from the unit test suite alone. The source code, including the fixes described above, is available at https://github.com/nithinveshala/fog-and-edge, together with a readme.txt documenting installation, configuration, and the deployment history described in this section.</w:t>
+        <w:t xml:space="preserve">Verification of both fixes happened against the live deployment itself, not just in theory: redeploying and then successfully completing a DynamoDB write and SQS receive end to end confirmed the credential fix, while the pagination fix was confirmed by watching the deployed table return a correct items_in_table count directly, rather than taking the unit test suite's word for it. Everything described here — source code and fixes alike — sits at https://github.com/nithinveshala/fog-and-edge, alongside a readme.txt that walks through installation, configuration, and this section's deployment history.</w:t>
       </w:r>
     </w:p>
     <w:p>
@@ -862,7 +862,7 @@
         <w:pStyle w:val="BodyText"/>
       </w:pPr>
       <w:r>
-        <w:t xml:space="preserve">Table II summarises the automated test suite as of the final verified deployment. All 114 tests pass against both the LocalStack-backed development environment and, for the parts of the suite that exercise real client-construction logic, against the fixes verified against the real AWS deployment described in Section III-D.</w:t>
+        <w:t xml:space="preserve">As of the final verified deployment, the automated test suite breaks down as shown in Table II — all 114 tests pass, both against the LocalStack-backed development environment and, where the suite exercises real client-construction logic, against the fixes confirmed on the real AWS deployment covered in Section III-D.</w:t>
       </w:r>
     </w:p>
     <w:p>
@@ -1191,7 +1191,7 @@
         <w:pStyle w:val="BodyText"/>
       </w:pPr>
       <w:r>
-        <w:t xml:space="preserve">A burst load test sent 300 synthetic messages directly to the real, deployed dce-hall-agg queue in 5.47 seconds (approximately 55 messages per second). The test used synthetic sensor-type names distinct from the five real sensor types, so the burst could never land in the DynamoDB partitions the live dashboard reads from. Amazon SQS's ApproximateNumberOfMessages and ApproximateNumberOfMessagesNotVisible attributes reported a queue depth of zero immediately after the burst completed, a result that would ordinarily read as a failed send. A direct DynamoDB query against the five synthetic sensor-type partitions, however, confirmed that all 300 messages had been received, processed, and written by dce-processor before the follow-up check even ran.</w:t>
+        <w:t xml:space="preserve">In a burst load test, 300 synthetic messages went straight to the real, deployed dce-hall-agg queue in just 5.47 seconds — a rate of roughly 55 messages per second. The test used synthetic sensor-type names distinct from the five real sensor types, so the burst could never land in the DynamoDB partitions the live dashboard reads from. Amazon SQS's ApproximateNumberOfMessages and ApproximateNumberOfMessagesNotVisible attributes reported a queue depth of zero immediately after the burst completed, a result that would ordinarily read as a failed send. A direct DynamoDB query against the five synthetic sensor-type partitions, however, confirmed that all 300 messages had been received, processed, and written by dce-processor before the follow-up check even ran.</w:t>
       </w:r>
     </w:p>
     <w:p>
@@ -1199,7 +1199,7 @@
         <w:pStyle w:val="BodyText"/>
       </w:pPr>
       <w:r>
-        <w:t xml:space="preserve">This is consistent with a documented property of real SQS rather than evidence of a broken pipeline. The queue's own approximate-count attributes are explicitly eventually consistent and can under-report immediately after a burst, a behaviour that LocalStack's more immediately consistent emulation does not reproduce. This evaluation would not have discovered that behaviour without testing against the real service.</w:t>
+        <w:t xml:space="preserve">Rather than pointing to a broken pipeline, this lines up with a documented property of real SQS: the queue's approximate-count attributes are explicitly eventually consistent, and under-reporting immediately after a burst is exactly the behaviour that consistency model predicts — a behaviour LocalStack's more immediately consistent emulation never reproduces. Nothing short of testing against the real service would have surfaced it in this evaluation.</w:t>
       </w:r>
     </w:p>
     <w:p>
@@ -1215,7 +1215,7 @@
         <w:pStyle w:val="BodyText"/>
       </w:pPr>
       <w:r>
-        <w:t xml:space="preserve">Polling the deployed API's /api/health endpoint twice, fifteen seconds apart, returned freshest_age_seconds of 7.429 and 3.357 respectively, and items_in_table counts consistent with a live, continuously updating pipeline rather than static or cached data. All AWS resources (the DynamoDB table, the SQS queue, both Lambda functions, the API Gateway API, and the EC2 instance) were independently confirmed healthy via direct AWS CLI calls, not merely trusted from the application's self-reported status.</w:t>
+        <w:t xml:space="preserve">Two polls of the deployed API's /api/health endpoint, fifteen seconds apart, returned freshest_age_seconds values of 7.429 and then 3.357, with items_in_table counts that behaved like a live, continuously updating pipeline rather than anything static or cached. Rather than take the application's own self-reported status at face value, every AWS resource involved — the DynamoDB table, the SQS queue, both Lambda functions, the API Gateway API, and the EC2 instance — was checked independently and confirmed healthy through direct AWS CLI calls.</w:t>
       </w:r>
     </w:p>
     <w:p>
@@ -1223,7 +1223,7 @@
         <w:pStyle w:val="BodyText"/>
       </w:pPr>
       <w:r>
-        <w:t xml:space="preserve">Operationally, every backend component other than the EC2 instance runs within AWS's request-based free-tier allowances at this project's data volume. The EC2 instance itself is the only continuously billed resource, and it can be stopped between demonstration sessions without affecting the dashboard or its API. Neither the dashboard nor its API depends on the instance being available, except for the gateway field of /api/health and freshly generated sensor data.</w:t>
+        <w:t xml:space="preserve">At this project's data volume, every backend component apart from the EC2 instance stays within AWS's request-based free-tier allowances operationally. The EC2 instance is the sole resource billed continuously, but it can be switched off between demo sessions without touching either the dashboard or its API — neither depends on the instance running, save for the gateway field inside /api/health and the arrival of freshly generated sensor data.</w:t>
       </w:r>
     </w:p>
     <w:p>
@@ -1239,7 +1239,7 @@
         <w:pStyle w:val="BodyText"/>
       </w:pPr>
       <w:r>
-        <w:t xml:space="preserve">Three limitations of this evaluation are worth stating explicitly instead of leaving them implicit. First, the fog and sensor tier still runs on a single EC2 instance and therefore remains a single point of failure for that tier specifically, even though the backend behind it is fully redundant AWS-managed infrastructure. The critical analysis in Section II-F explains why converting this tier to a fully serverless model was deferred, not attempted, but the resulting availability gap is real and unresolved, not merely theoretical. Second, the AWS Academy Learner Lab account used for this deployment is session-based, not persistent, so the sustained, multi-day uptime evaluation a production deployment would warrant was not possible within the account's constraints. The evaluation in this section reflects verified behaviour within one continuous session, not long-run reliability. Third, both Lambda functions share one broadly scoped IAM role instead of two least-privilege roles, a constraint of the Learner Lab account and not a deliberate security design, as discussed in Section II-G. This is an actual limitation of what could be independently verified about the deployment's security posture, not evidence that the least-privilege alternative was evaluated and rejected.</w:t>
+        <w:t xml:space="preserve">Rather than leave them unstated, three limitations of this evaluation deserve to be named directly. The fog and sensor tier is the first: it still runs on one single EC2 instance, which makes it a single point of failure specifically for that tier, even while everything behind it is fully redundant, AWS-managed infrastructure. Section II-F's critical analysis explains why moving this tier to a fully serverless model was deferred rather than tried, but that does not make the resulting availability gap any less real or unresolved. Session-based rather than persistent is the second limitation: the AWS Academy Learner Lab account this deployment used could not support the sustained, multi-day uptime evaluation a production deployment would call for, so what this section evaluates is verified behaviour within a single continuous session, not long-run reliability. Third, one broadly scoped IAM role is shared between both Lambda functions rather than each holding a least-privilege role of its own — a constraint imposed by the Learner Lab account, discussed further in Section II-G, and not a deliberate security choice. This reflects a genuine limit on what could be independently verified about the deployment's security posture; it is not evidence that a least-privilege alternative was tried and found wanting.</w:t>
       </w:r>
     </w:p>
     <w:p>
@@ -1255,7 +1255,7 @@
         <w:pStyle w:val="BodyText"/>
       </w:pPr>
       <w:r>
-        <w:t xml:space="preserve">This project set out to build a complete fog and edge computing pipeline for data center environmental monitoring. The pipeline comprised a configurable sensor and fog layer, a scalable cloud backend split across two independently deployed Lambda functions, and deployment and testing on a public cloud platform. The project also aimed to critically analyse the architectural decisions taken at each layer against the alternatives available. All three layers were implemented, tested, and deployed to a real AWS account rather than a local simulation alone.</w:t>
+        <w:t xml:space="preserve">Building a complete fog and edge computing pipeline for data center environmental monitoring was this project's goal from the outset — a pipeline made up of a configurable sensor and fog layer, a scalable cloud backend divided across two independently deployed Lambda functions, and testing and deployment on a genuine public cloud platform. Alongside implementation, the project set out to critically weigh each layer's architectural decisions against the alternatives on offer, and all three layers were, in the end, implemented, tested, and deployed to a real AWS account rather than left to a local simulation.</w:t>
       </w:r>
     </w:p>
     <w:p>
@@ -1263,7 +1263,7 @@
         <w:pStyle w:val="BodyText"/>
       </w:pPr>
       <w:r>
-        <w:t xml:space="preserve">The most significant finding of this project is not architectural but methodological: local testing against a cloud emulator, however thorough, is not a substitute for testing against the real target platform. Both defects discovered during the real AWS deployment, the credential-handling bug and the DynamoDB pagination bug, passed the full local test suite and a full LocalStack-backed integration test cleanly, and would have shipped undetected had the project stopped at the local-simulation stage. The live load test's eventual-consistency finding reinforces the same point from a different angle: even a passing local test cannot exercise a platform behaviour, like SQS's approximate-count consistency model, that the local emulator does not itself reproduce.</w:t>
+        <w:t xml:space="preserve">If this project has one significant finding, it is methodological rather than architectural: however thorough testing against a cloud emulator might be, it cannot substitute for testing against the real target platform. The credential-handling bug and the DynamoDB pagination bug — both uncovered only once real AWS deployment happened — sailed cleanly through the full local test suite and a full LocalStack-backed integration test alike, and would have gone out the door undetected had the project stopped short at local simulation. Seen from a different angle, the live load test's eventual-consistency finding makes the same case: a local emulator that doesn't reproduce a platform behaviour, such as SQS's approximate-count consistency model, means a passing local test simply cannot exercise that behaviour at all.</w:t>
       </w:r>
     </w:p>
     <w:p>
@@ -1271,7 +1271,7 @@
         <w:pStyle w:val="BodyText"/>
       </w:pPr>
       <w:r>
-        <w:t xml:space="preserve">The most difficult part of this project was not writing application code but discovering the AWS Academy Learner Lab account's platform and IAM constraints. Several of these, including the shared LabRole and an account lifetime that was session-based, not persistent, shaped design decisions outright; they were not incidental factors. Future work would include converting the fog and sensor tier itself to a fully event-driven, scheduled-Lambda model in place of a continuously running EC2 instance. If the account restrictions were lifted, future work would also provision two separate least-privilege IAM roles for dce-processor and dce-api instead of the single shared LabRole this deployment was constrained to.</w:t>
+        <w:t xml:space="preserve">Writing application code turned out not to be the hard part of this project — discovering the AWS Academy Learner Lab account's platform and IAM constraints was. Design decisions were shaped outright by several of these constraints, the shared LabRole and a session-based rather than persistent account lifetime chief among them; neither was merely incidental. Among the directions future work could take is converting the fog and sensor tier itself away from a continuously running EC2 instance, toward a fully event-driven, scheduled-Lambda model instead. If the account restrictions were lifted, future work would also provision two separate least-privilege IAM roles for dce-processor and dce-api instead of the single shared LabRole this deployment was constrained to.</w:t>
       </w:r>
     </w:p>
     <w:p>

--- a/documents/Nithin_X25125338/Nithin_X25125338.docx
+++ b/documents/Nithin_X25125338/Nithin_X25125338.docx
@@ -148,7 +148,7 @@
         <w:pStyle w:val="BodyText"/>
       </w:pPr>
       <w:r>
-        <w:t xml:space="preserve">The simulated deployment models two server halls, hall-1 and hall-2, each instrumented with five sensor types: temperature_c, humidity_pct, airflow_cfm, power_load_kw, and dust_density_ugm3. Each of the ten sensor processes this produces takes two environment variables, SAMPLE_INTERVAL and DISPATCH_INTERVAL, configurable independently of one another — generation frequency and dispatch rate are therefore two separate knobs, not a single value aliased to both.</w:t>
+        <w:t xml:space="preserve">The simulated deployment models two server halls, hall-1 and hall-2, each instrumented with five sensor types: temperature_c, humidity_pct, airflow_cfm, power_load_kw, and dust_density_ugm3. Each of the ten resulting sensor processes takes two environment variables, SAMPLE_INTERVAL and DISPATCH_INTERVAL, configurable independently of one another — generation frequency and dispatch rate are therefore two separate knobs, not a single value aliased to both.</w:t>
       </w:r>
     </w:p>
     <w:p>

--- a/documents/Nithin_X25125338/Nithin_X25125338.docx
+++ b/documents/Nithin_X25125338/Nithin_X25125338.docx
@@ -580,7 +580,7 @@
         <w:pStyle w:val="BodyText"/>
       </w:pPr>
       <w:r>
-        <w:t xml:space="preserve">A separate project elsewhere in this portfolio ran into the same constraint: plain HTTP served from a raw EC2 public IP address on a non-standard port is precisely the traffic shape that campus and corporate WiFi networks tend to block as a matter of policy. Keeping the dashboard on EC2 at all would have brought that same reachability risk back in, which the fully serverless path sidesteps completely.</w:t>
+        <w:t xml:space="preserve">This reflects a known constraint: plain HTTP served from a raw EC2 public IP address on a non-standard port is precisely the traffic shape that campus and corporate WiFi networks tend to block as a matter of policy. Keeping the dashboard on EC2 at all would have brought that same reachability risk back in, which the fully serverless path sidesteps completely.</w:t>
       </w:r>
     </w:p>
     <w:p>
@@ -694,7 +694,7 @@
         <w:pStyle w:val="BodyText"/>
       </w:pPr>
       <w:r>
-        <w:t xml:space="preserve">A synchronous dashboard backend that calls AWS services in-process, the pattern the rest of this portfolio's Node.js siblings use, was considered in place of the decoupled, API-Gateway-fronted dce-api Lambda. That approach was rejected because an always-running process that imports the AWS SDK directly reintroduces the same continuous compute cost and single-process failure mode the rest of the backend deliberately avoids: dce-api behind API Gateway scales per request and costs nothing when idle, whereas a synchronous in-process server has to stay running regardless of traffic, pushing scaling and failure isolation for the dashboard tier onto the developer instead of the platform.</w:t>
+        <w:t xml:space="preserve">A synchronous dashboard backend that calls AWS services in-process was considered in place of the decoupled, API-Gateway-fronted dce-api Lambda. That approach was rejected because an always-running process that imports the AWS SDK directly reintroduces the same continuous compute cost and single-process failure mode the rest of the backend deliberately avoids: dce-api behind API Gateway scales per request and costs nothing when idle, whereas a synchronous in-process server has to stay running regardless of traffic, pushing scaling and failure isolation for the dashboard tier onto the developer instead of the platform.</w:t>
       </w:r>
     </w:p>
     <w:p>
@@ -830,7 +830,7 @@
         <w:pStyle w:val="BodyText"/>
       </w:pPr>
       <w:r>
-        <w:t xml:space="preserve">Second, A COUNT-select Scan call is how dce-api's backend-stats endpoint reported the total item count stored in DynamoDB — a call that only counts the single page it actually reads, capped at roughly 1MB of table data. Any table larger than that returns a LastEvaluatedKey signalling more to fetch, and unless a further scan follows it, the reported count quietly falls short of the real total. At this project's data volume the bug never manifested visibly, but it was caught and fixed regardless, following an identical pagination gap that had already produced a real, deployment-triggered undercount in a different project elsewhere in this portfolio built on the same AWS SDK. The fix follows LastEvaluatedKey across pages and sums every page's Count, with two new tests covering the multi-page-summing and scan-failure cases.</w:t>
+        <w:t xml:space="preserve">Second, A COUNT-select Scan call is how dce-api's backend-stats endpoint reported the total item count stored in DynamoDB — a call that only counts the single page it actually reads, capped at roughly 1MB of table data. Any table larger than that returns a LastEvaluatedKey signalling more to fetch, and unless a further scan follows it, the reported count quietly falls short of the real total. At this project's data volume the bug never manifested visibly, but it was caught and fixed regardless, since a COUNT-select Scan's single-page limit is a well-known DynamoDB pagination pitfall regardless of workload. The fix follows LastEvaluatedKey across pages and sums every page's Count, with two new tests covering the multi-page-summing and scan-failure cases.</w:t>
       </w:r>
     </w:p>
     <w:p>

--- a/documents/Nithin_X25125338/Nithin_X25125338.docx
+++ b/documents/Nithin_X25125338/Nithin_X25125338.docx
@@ -1,6 +1,6 @@
 
 <file path=word/document.xml><?xml version="1.0" encoding="utf-8"?>
-<w:document xmlns:ns1="http://schemas.openxmlformats.org/markup-compatibility/2006" xmlns:ns2="http://purl.oclc.org/ooxml/officeDocument/relationships" xmlns:ns3="http://purl.oclc.org/ooxml/drawingml/wordprocessingDrawing" xmlns:ns4="http://purl.oclc.org/ooxml/drawingml/main" xmlns:ns5="http://purl.oclc.org/ooxml/drawingml/picture" xmlns:w="http://purl.oclc.org/ooxml/wordprocessingml/main" ns1:Ignorable="w14 w15 w16se w16cid w16 w16cex w16sdtdh wne wp14" w:conformance="strict">
+<w:document xmlns:ns1="http://schemas.openxmlformats.org/markup-compatibility/2006" xmlns:ns2="http://schemas.openxmlformats.org/officeDocument/2006/relationships" xmlns:ns3="http://schemas.openxmlformats.org/drawingml/2006/wordprocessingDrawing" xmlns:ns4="http://schemas.openxmlformats.org/drawingml/2006/main" xmlns:ns5="http://schemas.openxmlformats.org/drawingml/2006/picture" xmlns:w="http://schemas.openxmlformats.org/wordprocessingml/2006/main" ns1:Ignorable="w14 w15 w16se w16cid w16 w16cex w16sdtdh wne wp14" w:conformance="strict">
   <w:body>
     <w:p>
       <w:pPr>
@@ -621,7 +621,7 @@
               <ns4:graphicFrameLocks noChangeAspect="1"/>
             </ns3:cNvGraphicFramePr>
             <ns4:graphic>
-              <ns4:graphicData uri="http://purl.oclc.org/ooxml/drawingml/picture">
+              <ns4:graphicData uri="http://schemas.openxmlformats.org/drawingml/2006/picture">
                 <ns5:pic>
                   <ns5:nvPicPr>
                     <ns5:cNvPr id="1" name="Picture 1"/>
@@ -1394,7 +1394,7 @@
 </file>
 
 <file path=word/endnotes.xml><?xml version="1.0" encoding="utf-8"?>
-<w:endnotes xmlns:cx="http://schemas.microsoft.com/office/drawing/2014/chartex" xmlns:cx1="http://schemas.microsoft.com/office/drawing/2015/9/8/chartex" xmlns:cx2="http://schemas.microsoft.com/office/drawing/2015/10/21/chartex" xmlns:cx3="http://schemas.microsoft.com/office/drawing/2016/5/9/chartex" xmlns:cx4="http://schemas.microsoft.com/office/drawing/2016/5/10/chartex" xmlns:cx5="http://schemas.microsoft.com/office/drawing/2016/5/11/chartex" xmlns:cx6="http://schemas.microsoft.com/office/drawing/2016/5/12/chartex" xmlns:cx7="http://schemas.microsoft.com/office/drawing/2016/5/13/chartex" xmlns:cx8="http://schemas.microsoft.com/office/drawing/2016/5/14/chartex" xmlns:mc="http://schemas.openxmlformats.org/markup-compatibility/2006" xmlns:aink="http://schemas.microsoft.com/office/drawing/2016/ink" xmlns:am3d="http://schemas.microsoft.com/office/drawing/2017/model3d" xmlns:o="urn:schemas-microsoft-com:office:office" xmlns:oel="http://schemas.microsoft.com/office/2019/extlst" xmlns:r="http://purl.oclc.org/ooxml/officeDocument/relationships" xmlns:m="http://purl.oclc.org/ooxml/officeDocument/math" xmlns:v="urn:schemas-microsoft-com:vml" xmlns:wp14="http://schemas.microsoft.com/office/word/2010/wordprocessingDrawing" xmlns:wp="http://purl.oclc.org/ooxml/drawingml/wordprocessingDrawing" xmlns:w10="urn:schemas-microsoft-com:office:word" xmlns:w="http://purl.oclc.org/ooxml/wordprocessingml/main" xmlns:w14="http://schemas.microsoft.com/office/word/2010/wordml" xmlns:w15="http://schemas.microsoft.com/office/word/2012/wordml" xmlns:w16cex="http://schemas.microsoft.com/office/word/2018/wordml/cex" xmlns:w16cid="http://schemas.microsoft.com/office/word/2016/wordml/cid" xmlns:w16="http://schemas.microsoft.com/office/word/2018/wordml" xmlns:w16sdtdh="http://schemas.microsoft.com/office/word/2020/wordml/sdtdatahash" xmlns:w16se="http://schemas.microsoft.com/office/word/2015/wordml/symex" xmlns:wpi="http://schemas.microsoft.com/office/word/2010/wordprocessingInk" xmlns:wne="http://schemas.microsoft.com/office/word/2006/wordml" mc:Ignorable="w14 w15 w16se w16cid w16 w16cex w16sdtdh wne wp14">
+<w:endnotes xmlns:cx="http://schemas.microsoft.com/office/drawing/2014/chartex" xmlns:cx1="http://schemas.microsoft.com/office/drawing/2015/9/8/chartex" xmlns:cx2="http://schemas.microsoft.com/office/drawing/2015/10/21/chartex" xmlns:cx3="http://schemas.microsoft.com/office/drawing/2016/5/9/chartex" xmlns:cx4="http://schemas.microsoft.com/office/drawing/2016/5/10/chartex" xmlns:cx5="http://schemas.microsoft.com/office/drawing/2016/5/11/chartex" xmlns:cx6="http://schemas.microsoft.com/office/drawing/2016/5/12/chartex" xmlns:cx7="http://schemas.microsoft.com/office/drawing/2016/5/13/chartex" xmlns:cx8="http://schemas.microsoft.com/office/drawing/2016/5/14/chartex" xmlns:mc="http://schemas.openxmlformats.org/markup-compatibility/2006" xmlns:aink="http://schemas.microsoft.com/office/drawing/2016/ink" xmlns:am3d="http://schemas.microsoft.com/office/drawing/2017/model3d" xmlns:o="urn:schemas-microsoft-com:office:office" xmlns:oel="http://schemas.microsoft.com/office/2019/extlst" xmlns:r="http://schemas.openxmlformats.org/officeDocument/2006/relationships" xmlns:m="http://schemas.openxmlformats.org/officeDocument/2006/math" xmlns:v="urn:schemas-microsoft-com:vml" xmlns:wp14="http://schemas.microsoft.com/office/word/2010/wordprocessingDrawing" xmlns:wp="http://schemas.openxmlformats.org/drawingml/2006/wordprocessingDrawing" xmlns:w10="urn:schemas-microsoft-com:office:word" xmlns:w="http://schemas.openxmlformats.org/wordprocessingml/2006/main" xmlns:w14="http://schemas.microsoft.com/office/word/2010/wordml" xmlns:w15="http://schemas.microsoft.com/office/word/2012/wordml" xmlns:w16cex="http://schemas.microsoft.com/office/word/2018/wordml/cex" xmlns:w16cid="http://schemas.microsoft.com/office/word/2016/wordml/cid" xmlns:w16="http://schemas.microsoft.com/office/word/2018/wordml" xmlns:w16sdtdh="http://schemas.microsoft.com/office/word/2020/wordml/sdtdatahash" xmlns:w16se="http://schemas.microsoft.com/office/word/2015/wordml/symex" xmlns:wpi="http://schemas.microsoft.com/office/word/2010/wordprocessingInk" xmlns:wne="http://schemas.microsoft.com/office/word/2006/wordml" mc:Ignorable="w14 w15 w16se w16cid w16 w16cex w16sdtdh wne wp14">
   <w:endnote w:type="separator" w:id="-1">
     <w:p>
       <w:r>
@@ -1413,7 +1413,7 @@
 </file>
 
 <file path=word/footer1.xml><?xml version="1.0" encoding="utf-8"?>
-<w:ftr xmlns:cx="http://schemas.microsoft.com/office/drawing/2014/chartex" xmlns:cx1="http://schemas.microsoft.com/office/drawing/2015/9/8/chartex" xmlns:cx2="http://schemas.microsoft.com/office/drawing/2015/10/21/chartex" xmlns:cx3="http://schemas.microsoft.com/office/drawing/2016/5/9/chartex" xmlns:cx4="http://schemas.microsoft.com/office/drawing/2016/5/10/chartex" xmlns:cx5="http://schemas.microsoft.com/office/drawing/2016/5/11/chartex" xmlns:cx6="http://schemas.microsoft.com/office/drawing/2016/5/12/chartex" xmlns:cx7="http://schemas.microsoft.com/office/drawing/2016/5/13/chartex" xmlns:cx8="http://schemas.microsoft.com/office/drawing/2016/5/14/chartex" xmlns:mc="http://schemas.openxmlformats.org/markup-compatibility/2006" xmlns:aink="http://schemas.microsoft.com/office/drawing/2016/ink" xmlns:am3d="http://schemas.microsoft.com/office/drawing/2017/model3d" xmlns:o="urn:schemas-microsoft-com:office:office" xmlns:oel="http://schemas.microsoft.com/office/2019/extlst" xmlns:r="http://purl.oclc.org/ooxml/officeDocument/relationships" xmlns:m="http://purl.oclc.org/ooxml/officeDocument/math" xmlns:v="urn:schemas-microsoft-com:vml" xmlns:wp14="http://schemas.microsoft.com/office/word/2010/wordprocessingDrawing" xmlns:wp="http://purl.oclc.org/ooxml/drawingml/wordprocessingDrawing" xmlns:w10="urn:schemas-microsoft-com:office:word" xmlns:w="http://purl.oclc.org/ooxml/wordprocessingml/main" xmlns:w14="http://schemas.microsoft.com/office/word/2010/wordml" xmlns:w15="http://schemas.microsoft.com/office/word/2012/wordml" xmlns:w16cex="http://schemas.microsoft.com/office/word/2018/wordml/cex" xmlns:w16cid="http://schemas.microsoft.com/office/word/2016/wordml/cid" xmlns:w16="http://schemas.microsoft.com/office/word/2018/wordml" xmlns:w16sdtdh="http://schemas.microsoft.com/office/word/2020/wordml/sdtdatahash" xmlns:w16se="http://schemas.microsoft.com/office/word/2015/wordml/symex" xmlns:wpi="http://schemas.microsoft.com/office/word/2010/wordprocessingInk" xmlns:wne="http://schemas.microsoft.com/office/word/2006/wordml" mc:Ignorable="w14 w15 w16se w16cid w16 w16cex w16sdtdh wne wp14">
+<w:ftr xmlns:cx="http://schemas.microsoft.com/office/drawing/2014/chartex" xmlns:cx1="http://schemas.microsoft.com/office/drawing/2015/9/8/chartex" xmlns:cx2="http://schemas.microsoft.com/office/drawing/2015/10/21/chartex" xmlns:cx3="http://schemas.microsoft.com/office/drawing/2016/5/9/chartex" xmlns:cx4="http://schemas.microsoft.com/office/drawing/2016/5/10/chartex" xmlns:cx5="http://schemas.microsoft.com/office/drawing/2016/5/11/chartex" xmlns:cx6="http://schemas.microsoft.com/office/drawing/2016/5/12/chartex" xmlns:cx7="http://schemas.microsoft.com/office/drawing/2016/5/13/chartex" xmlns:cx8="http://schemas.microsoft.com/office/drawing/2016/5/14/chartex" xmlns:mc="http://schemas.openxmlformats.org/markup-compatibility/2006" xmlns:aink="http://schemas.microsoft.com/office/drawing/2016/ink" xmlns:am3d="http://schemas.microsoft.com/office/drawing/2017/model3d" xmlns:o="urn:schemas-microsoft-com:office:office" xmlns:oel="http://schemas.microsoft.com/office/2019/extlst" xmlns:r="http://schemas.openxmlformats.org/officeDocument/2006/relationships" xmlns:m="http://schemas.openxmlformats.org/officeDocument/2006/math" xmlns:v="urn:schemas-microsoft-com:vml" xmlns:wp14="http://schemas.microsoft.com/office/word/2010/wordprocessingDrawing" xmlns:wp="http://schemas.openxmlformats.org/drawingml/2006/wordprocessingDrawing" xmlns:w10="urn:schemas-microsoft-com:office:word" xmlns:w="http://schemas.openxmlformats.org/wordprocessingml/2006/main" xmlns:w14="http://schemas.microsoft.com/office/word/2010/wordml" xmlns:w15="http://schemas.microsoft.com/office/word/2012/wordml" xmlns:w16cex="http://schemas.microsoft.com/office/word/2018/wordml/cex" xmlns:w16cid="http://schemas.microsoft.com/office/word/2016/wordml/cid" xmlns:w16="http://schemas.microsoft.com/office/word/2018/wordml" xmlns:w16sdtdh="http://schemas.microsoft.com/office/word/2020/wordml/sdtdatahash" xmlns:w16se="http://schemas.microsoft.com/office/word/2015/wordml/symex" xmlns:wpi="http://schemas.microsoft.com/office/word/2010/wordprocessingInk" xmlns:wne="http://schemas.microsoft.com/office/word/2006/wordml" mc:Ignorable="w14 w15 w16se w16cid w16 w16cex w16sdtdh wne wp14">
   <w:p>
     <w:pPr>
       <w:pStyle w:val="Footer"/>
@@ -1437,7 +1437,7 @@
 </file>
 
 <file path=word/footnotes.xml><?xml version="1.0" encoding="utf-8"?>
-<w:footnotes xmlns:cx="http://schemas.microsoft.com/office/drawing/2014/chartex" xmlns:cx1="http://schemas.microsoft.com/office/drawing/2015/9/8/chartex" xmlns:cx2="http://schemas.microsoft.com/office/drawing/2015/10/21/chartex" xmlns:cx3="http://schemas.microsoft.com/office/drawing/2016/5/9/chartex" xmlns:cx4="http://schemas.microsoft.com/office/drawing/2016/5/10/chartex" xmlns:cx5="http://schemas.microsoft.com/office/drawing/2016/5/11/chartex" xmlns:cx6="http://schemas.microsoft.com/office/drawing/2016/5/12/chartex" xmlns:cx7="http://schemas.microsoft.com/office/drawing/2016/5/13/chartex" xmlns:cx8="http://schemas.microsoft.com/office/drawing/2016/5/14/chartex" xmlns:mc="http://schemas.openxmlformats.org/markup-compatibility/2006" xmlns:aink="http://schemas.microsoft.com/office/drawing/2016/ink" xmlns:am3d="http://schemas.microsoft.com/office/drawing/2017/model3d" xmlns:o="urn:schemas-microsoft-com:office:office" xmlns:oel="http://schemas.microsoft.com/office/2019/extlst" xmlns:r="http://purl.oclc.org/ooxml/officeDocument/relationships" xmlns:m="http://purl.oclc.org/ooxml/officeDocument/math" xmlns:v="urn:schemas-microsoft-com:vml" xmlns:wp14="http://schemas.microsoft.com/office/word/2010/wordprocessingDrawing" xmlns:wp="http://purl.oclc.org/ooxml/drawingml/wordprocessingDrawing" xmlns:w10="urn:schemas-microsoft-com:office:word" xmlns:w="http://purl.oclc.org/ooxml/wordprocessingml/main" xmlns:w14="http://schemas.microsoft.com/office/word/2010/wordml" xmlns:w15="http://schemas.microsoft.com/office/word/2012/wordml" xmlns:w16cex="http://schemas.microsoft.com/office/word/2018/wordml/cex" xmlns:w16cid="http://schemas.microsoft.com/office/word/2016/wordml/cid" xmlns:w16="http://schemas.microsoft.com/office/word/2018/wordml" xmlns:w16sdtdh="http://schemas.microsoft.com/office/word/2020/wordml/sdtdatahash" xmlns:w16se="http://schemas.microsoft.com/office/word/2015/wordml/symex" xmlns:wpi="http://schemas.microsoft.com/office/word/2010/wordprocessingInk" xmlns:wne="http://schemas.microsoft.com/office/word/2006/wordml" mc:Ignorable="w14 w15 w16se w16cid w16 w16cex w16sdtdh wne wp14">
+<w:footnotes xmlns:cx="http://schemas.microsoft.com/office/drawing/2014/chartex" xmlns:cx1="http://schemas.microsoft.com/office/drawing/2015/9/8/chartex" xmlns:cx2="http://schemas.microsoft.com/office/drawing/2015/10/21/chartex" xmlns:cx3="http://schemas.microsoft.com/office/drawing/2016/5/9/chartex" xmlns:cx4="http://schemas.microsoft.com/office/drawing/2016/5/10/chartex" xmlns:cx5="http://schemas.microsoft.com/office/drawing/2016/5/11/chartex" xmlns:cx6="http://schemas.microsoft.com/office/drawing/2016/5/12/chartex" xmlns:cx7="http://schemas.microsoft.com/office/drawing/2016/5/13/chartex" xmlns:cx8="http://schemas.microsoft.com/office/drawing/2016/5/14/chartex" xmlns:mc="http://schemas.openxmlformats.org/markup-compatibility/2006" xmlns:aink="http://schemas.microsoft.com/office/drawing/2016/ink" xmlns:am3d="http://schemas.microsoft.com/office/drawing/2017/model3d" xmlns:o="urn:schemas-microsoft-com:office:office" xmlns:oel="http://schemas.microsoft.com/office/2019/extlst" xmlns:r="http://schemas.openxmlformats.org/officeDocument/2006/relationships" xmlns:m="http://schemas.openxmlformats.org/officeDocument/2006/math" xmlns:v="urn:schemas-microsoft-com:vml" xmlns:wp14="http://schemas.microsoft.com/office/word/2010/wordprocessingDrawing" xmlns:wp="http://schemas.openxmlformats.org/drawingml/2006/wordprocessingDrawing" xmlns:w10="urn:schemas-microsoft-com:office:word" xmlns:w="http://schemas.openxmlformats.org/wordprocessingml/2006/main" xmlns:w14="http://schemas.microsoft.com/office/word/2010/wordml" xmlns:w15="http://schemas.microsoft.com/office/word/2012/wordml" xmlns:w16cex="http://schemas.microsoft.com/office/word/2018/wordml/cex" xmlns:w16cid="http://schemas.microsoft.com/office/word/2016/wordml/cid" xmlns:w16="http://schemas.microsoft.com/office/word/2018/wordml" xmlns:w16sdtdh="http://schemas.microsoft.com/office/word/2020/wordml/sdtdatahash" xmlns:w16se="http://schemas.microsoft.com/office/word/2015/wordml/symex" xmlns:wpi="http://schemas.microsoft.com/office/word/2010/wordprocessingInk" xmlns:wne="http://schemas.microsoft.com/office/word/2006/wordml" mc:Ignorable="w14 w15 w16se w16cid w16 w16cex w16sdtdh wne wp14">
   <w:footnote w:type="separator" w:id="-1">
     <w:p>
       <w:r>
@@ -1456,7 +1456,7 @@
 </file>
 
 <file path=word/numbering.xml><?xml version="1.0" encoding="utf-8"?>
-<w:numbering xmlns:cx="http://schemas.microsoft.com/office/drawing/2014/chartex" xmlns:cx1="http://schemas.microsoft.com/office/drawing/2015/9/8/chartex" xmlns:cx2="http://schemas.microsoft.com/office/drawing/2015/10/21/chartex" xmlns:cx3="http://schemas.microsoft.com/office/drawing/2016/5/9/chartex" xmlns:cx4="http://schemas.microsoft.com/office/drawing/2016/5/10/chartex" xmlns:cx5="http://schemas.microsoft.com/office/drawing/2016/5/11/chartex" xmlns:cx6="http://schemas.microsoft.com/office/drawing/2016/5/12/chartex" xmlns:cx7="http://schemas.microsoft.com/office/drawing/2016/5/13/chartex" xmlns:cx8="http://schemas.microsoft.com/office/drawing/2016/5/14/chartex" xmlns:mc="http://schemas.openxmlformats.org/markup-compatibility/2006" xmlns:aink="http://schemas.microsoft.com/office/drawing/2016/ink" xmlns:am3d="http://schemas.microsoft.com/office/drawing/2017/model3d" xmlns:o="urn:schemas-microsoft-com:office:office" xmlns:oel="http://schemas.microsoft.com/office/2019/extlst" xmlns:r="http://purl.oclc.org/ooxml/officeDocument/relationships" xmlns:m="http://purl.oclc.org/ooxml/officeDocument/math" xmlns:v="urn:schemas-microsoft-com:vml" xmlns:wp14="http://schemas.microsoft.com/office/word/2010/wordprocessingDrawing" xmlns:wp="http://purl.oclc.org/ooxml/drawingml/wordprocessingDrawing" xmlns:w10="urn:schemas-microsoft-com:office:word" xmlns:w="http://purl.oclc.org/ooxml/wordprocessingml/main" xmlns:w14="http://schemas.microsoft.com/office/word/2010/wordml" xmlns:w15="http://schemas.microsoft.com/office/word/2012/wordml" xmlns:w16cex="http://schemas.microsoft.com/office/word/2018/wordml/cex" xmlns:w16cid="http://schemas.microsoft.com/office/word/2016/wordml/cid" xmlns:w16="http://schemas.microsoft.com/office/word/2018/wordml" xmlns:w16sdtdh="http://schemas.microsoft.com/office/word/2020/wordml/sdtdatahash" xmlns:w16se="http://schemas.microsoft.com/office/word/2015/wordml/symex" xmlns:wpi="http://schemas.microsoft.com/office/word/2010/wordprocessingInk" xmlns:wne="http://schemas.microsoft.com/office/word/2006/wordml" mc:Ignorable="w14 w15 w16se w16cid w16 w16cex w16sdtdh wne wp14">
+<w:numbering xmlns:cx="http://schemas.microsoft.com/office/drawing/2014/chartex" xmlns:cx1="http://schemas.microsoft.com/office/drawing/2015/9/8/chartex" xmlns:cx2="http://schemas.microsoft.com/office/drawing/2015/10/21/chartex" xmlns:cx3="http://schemas.microsoft.com/office/drawing/2016/5/9/chartex" xmlns:cx4="http://schemas.microsoft.com/office/drawing/2016/5/10/chartex" xmlns:cx5="http://schemas.microsoft.com/office/drawing/2016/5/11/chartex" xmlns:cx6="http://schemas.microsoft.com/office/drawing/2016/5/12/chartex" xmlns:cx7="http://schemas.microsoft.com/office/drawing/2016/5/13/chartex" xmlns:cx8="http://schemas.microsoft.com/office/drawing/2016/5/14/chartex" xmlns:mc="http://schemas.openxmlformats.org/markup-compatibility/2006" xmlns:aink="http://schemas.microsoft.com/office/drawing/2016/ink" xmlns:am3d="http://schemas.microsoft.com/office/drawing/2017/model3d" xmlns:o="urn:schemas-microsoft-com:office:office" xmlns:oel="http://schemas.microsoft.com/office/2019/extlst" xmlns:r="http://schemas.openxmlformats.org/officeDocument/2006/relationships" xmlns:m="http://schemas.openxmlformats.org/officeDocument/2006/math" xmlns:v="urn:schemas-microsoft-com:vml" xmlns:wp14="http://schemas.microsoft.com/office/word/2010/wordprocessingDrawing" xmlns:wp="http://schemas.openxmlformats.org/drawingml/2006/wordprocessingDrawing" xmlns:w10="urn:schemas-microsoft-com:office:word" xmlns:w="http://schemas.openxmlformats.org/wordprocessingml/2006/main" xmlns:w14="http://schemas.microsoft.com/office/word/2010/wordml" xmlns:w15="http://schemas.microsoft.com/office/word/2012/wordml" xmlns:w16cex="http://schemas.microsoft.com/office/word/2018/wordml/cex" xmlns:w16cid="http://schemas.microsoft.com/office/word/2016/wordml/cid" xmlns:w16="http://schemas.microsoft.com/office/word/2018/wordml" xmlns:w16sdtdh="http://schemas.microsoft.com/office/word/2020/wordml/sdtdatahash" xmlns:w16se="http://schemas.microsoft.com/office/word/2015/wordml/symex" xmlns:wpi="http://schemas.microsoft.com/office/word/2010/wordprocessingInk" xmlns:wne="http://schemas.microsoft.com/office/word/2006/wordml" mc:Ignorable="w14 w15 w16se w16cid w16 w16cex w16sdtdh wne wp14">
   <w:abstractNum w:abstractNumId="0" w15:restartNumberingAfterBreak="0">
     <w:nsid w:val="FFFFFF1D"/>
     <w:multiLevelType w:val="multilevel"/>
@@ -2924,7 +2924,7 @@
 </file>
 
 <file path=word/styles.xml><?xml version="1.0" encoding="utf-8"?>
-<w:styles xmlns:mc="http://schemas.openxmlformats.org/markup-compatibility/2006" xmlns:r="http://purl.oclc.org/ooxml/officeDocument/relationships" xmlns:w="http://purl.oclc.org/ooxml/wordprocessingml/main" xmlns:w14="http://schemas.microsoft.com/office/word/2010/wordml" xmlns:w15="http://schemas.microsoft.com/office/word/2012/wordml" xmlns:w16cex="http://schemas.microsoft.com/office/word/2018/wordml/cex" xmlns:w16cid="http://schemas.microsoft.com/office/word/2016/wordml/cid" xmlns:w16="http://schemas.microsoft.com/office/word/2018/wordml" xmlns:w16sdtdh="http://schemas.microsoft.com/office/word/2020/wordml/sdtdatahash" xmlns:w16se="http://schemas.microsoft.com/office/word/2015/wordml/symex" mc:Ignorable="w14 w15 w16se w16cid w16 w16cex w16sdtdh">
+<w:styles xmlns:mc="http://schemas.openxmlformats.org/markup-compatibility/2006" xmlns:r="http://schemas.openxmlformats.org/officeDocument/2006/relationships" xmlns:w="http://schemas.openxmlformats.org/wordprocessingml/2006/main" xmlns:w14="http://schemas.microsoft.com/office/word/2010/wordml" xmlns:w15="http://schemas.microsoft.com/office/word/2012/wordml" xmlns:w16cex="http://schemas.microsoft.com/office/word/2018/wordml/cex" xmlns:w16cid="http://schemas.microsoft.com/office/word/2016/wordml/cid" xmlns:w16="http://schemas.microsoft.com/office/word/2018/wordml" xmlns:w16sdtdh="http://schemas.microsoft.com/office/word/2020/wordml/sdtdatahash" xmlns:w16se="http://schemas.microsoft.com/office/word/2015/wordml/symex" mc:Ignorable="w14 w15 w16se w16cid w16 w16cex w16sdtdh">
   <w:docDefaults>
     <w:rPrDefault>
       <w:rPr>
@@ -3660,7 +3660,7 @@
 </file>
 
 <file path=word/theme/theme1.xml><?xml version="1.0" encoding="utf-8"?>
-<a:theme xmlns:a="http://purl.oclc.org/ooxml/drawingml/main" name="Office Theme">
+<a:theme xmlns:a="http://schemas.openxmlformats.org/drawingml/2006/main" name="Office Theme">
   <a:themeElements>
     <a:clrScheme name="Office">
       <a:dk1>
@@ -3925,7 +3925,7 @@
 </file>
 
 <file path=customXml/itemProps1.xml><?xml version="1.0" encoding="utf-8"?>
-<ds:datastoreItem xmlns:ds="http://purl.oclc.org/ooxml/officeDocument/customXml" ds:itemID="{9E966C7F-158E-4883-86A6-4454069232BB}">
+<ds:datastoreItem xmlns:ds="http://schemas.openxmlformats.org/officeDocument/2006/customXml" ds:itemID="{9E966C7F-158E-4883-86A6-4454069232BB}">
   <ds:schemaRefs>
     <ds:schemaRef ds:uri="http://schemas.openxmlformats.org/officeDocument/2006/bibliography"/>
   </ds:schemaRefs>

--- a/documents/Nithin_X25125338/Nithin_X25125338.docx
+++ b/documents/Nithin_X25125338/Nithin_X25125338.docx
@@ -7,7 +7,7 @@
         <w:pStyle w:val="papertitle"/>
       </w:pPr>
       <w:r>
-        <w:t xml:space="preserve">An AWS-Deployed Fog Computing Pipeline for Data Center Environmental Monitoring: Design and Evaluation</w:t>
+        <w:t xml:space="preserve">An AWS Fog Pipeline for Data Center Environmental Monitoring</w:t>
       </w:r>
     </w:p>
     <w:p>
@@ -3510,8 +3510,8 @@
     <w:rPr>
       <w:rFonts w:eastAsia="MS Mincho"/>
       <w:noProof/>
-      <w:sz w:val="48"/>
-      <w:szCs w:val="48"/>
+      <w:sz w:val="40"/>
+      <w:szCs w:val="40"/>
     </w:rPr>
   </w:style>
   <w:style w:type="paragraph" w:customStyle="1" w:styleId="references">

--- a/documents/Nithin_X25125338/Nithin_X25125338.docx
+++ b/documents/Nithin_X25125338/Nithin_X25125338.docx
@@ -3510,8 +3510,10 @@
     <w:rPr>
       <w:rFonts w:eastAsia="MS Mincho"/>
       <w:noProof/>
-      <w:sz w:val="40"/>
-      <w:szCs w:val="40"/>
+      <w:b/>
+      <w:bCs/>
+      <w:sz w:val="44"/>
+      <w:szCs w:val="44"/>
     </w:rPr>
   </w:style>
   <w:style w:type="paragraph" w:customStyle="1" w:styleId="references">

--- a/documents/Nithin_X25125338/Nithin_X25125338.docx
+++ b/documents/Nithin_X25125338/Nithin_X25125338.docx
@@ -830,7 +830,7 @@
         <w:pStyle w:val="BodyText"/>
       </w:pPr>
       <w:r>
-        <w:t xml:space="preserve">Second, A COUNT-select Scan call is how dce-api's backend-stats endpoint reported the total item count stored in DynamoDB — a call that only counts the single page it actually reads, capped at roughly 1MB of table data. Any table larger than that returns a LastEvaluatedKey signalling more to fetch, and unless a further scan follows it, the reported count quietly falls short of the real total. At this project's data volume the bug never manifested visibly, but it was caught and fixed regardless, since a COUNT-select Scan's single-page limit is a well-known DynamoDB pagination pitfall regardless of workload. The fix follows LastEvaluatedKey across pages and sums every page's Count, with two new tests covering the multi-page-summing and scan-failure cases.</w:t>
+        <w:t xml:space="preserve">Second, a COUNT-select Scan call is how dce-api's backend-stats endpoint reported the total item count stored in DynamoDB — a call that only counts the single page it actually reads, capped at roughly 1MB of table data. Any table larger than that returns a LastEvaluatedKey signalling more to fetch, and unless a further scan follows it, the reported count quietly falls short of the real total. At this project's data volume the bug never manifested visibly, but it was caught and fixed regardless, since a COUNT-select Scan's single-page limit is a well-known DynamoDB pagination pitfall regardless of workload. The fix follows LastEvaluatedKey across pages and sums every page's Count, with two new tests covering the multi-page-summing and scan-failure cases.</w:t>
       </w:r>
     </w:p>
     <w:p>
